--- a/TRAMITES X/C.V. Marlon Ivan Carreto Rivera VERSION2.docx
+++ b/TRAMITES X/C.V. Marlon Ivan Carreto Rivera VERSION2.docx
@@ -109,7 +109,17 @@
           <w:sz w:val="24"/>
           <w:szCs w:val="24"/>
         </w:rPr>
-        <w:t>Barrio el Calvario Zona 2, San Juan Ostuncalco</w:t>
+        <w:t>Barrio</w:t>
+      </w:r>
+      <w:r>
+        <w:rPr>
+          <w:rFonts w:ascii="Times New Roman" w:hAnsi="Times New Roman" w:cs="Times New Roman"/>
+          <w:b/>
+          <w:bCs/>
+          <w:sz w:val="24"/>
+          <w:szCs w:val="24"/>
+        </w:rPr>
+        <w:t xml:space="preserve"> el Calvario Zona 2, San Juan Ostuncalco</w:t>
       </w:r>
     </w:p>
     <w:p>
@@ -1239,17 +1249,6 @@
           <w:szCs w:val="24"/>
         </w:rPr>
       </w:pPr>
-    </w:p>
-    <w:p>
-      <w:pPr>
-        <w:rPr>
-          <w:rFonts w:ascii="Times New Roman" w:hAnsi="Times New Roman" w:cs="Times New Roman"/>
-          <w:b/>
-          <w:bCs/>
-          <w:sz w:val="24"/>
-          <w:szCs w:val="24"/>
-        </w:rPr>
-      </w:pPr>
       <w:r>
         <w:rPr>
           <w:rFonts w:ascii="Times New Roman" w:hAnsi="Times New Roman" w:cs="Times New Roman"/>
@@ -1697,6 +1696,116 @@
         <w:t>)</w:t>
       </w:r>
       <w:proofErr w:type="gramEnd"/>
+    </w:p>
+    <w:p>
+      <w:pPr>
+        <w:rPr>
+          <w:rFonts w:ascii="Times New Roman" w:hAnsi="Times New Roman" w:cs="Times New Roman"/>
+          <w:b/>
+          <w:bCs/>
+          <w:sz w:val="24"/>
+          <w:szCs w:val="24"/>
+        </w:rPr>
+      </w:pPr>
+      <w:proofErr w:type="spellStart"/>
+      <w:r>
+        <w:rPr>
+          <w:rFonts w:ascii="Times New Roman" w:hAnsi="Times New Roman" w:cs="Times New Roman"/>
+          <w:b/>
+          <w:bCs/>
+          <w:sz w:val="24"/>
+          <w:szCs w:val="24"/>
+        </w:rPr>
+        <w:t>nstituto</w:t>
+      </w:r>
+      <w:proofErr w:type="spellEnd"/>
+      <w:r>
+        <w:rPr>
+          <w:rFonts w:ascii="Times New Roman" w:hAnsi="Times New Roman" w:cs="Times New Roman"/>
+          <w:b/>
+          <w:bCs/>
+          <w:sz w:val="24"/>
+          <w:szCs w:val="24"/>
+        </w:rPr>
+        <w:t xml:space="preserve"> Técnico de Capacitación y Productividad de Guatemala</w:t>
+      </w:r>
+      <w:r>
+        <w:rPr>
+          <w:rFonts w:ascii="Times New Roman" w:hAnsi="Times New Roman" w:cs="Times New Roman"/>
+          <w:b/>
+          <w:bCs/>
+          <w:sz w:val="24"/>
+          <w:szCs w:val="24"/>
+        </w:rPr>
+        <w:t xml:space="preserve"> (INTECAP)</w:t>
+      </w:r>
+    </w:p>
+    <w:p>
+      <w:pPr>
+        <w:rPr>
+          <w:rFonts w:ascii="Times New Roman" w:hAnsi="Times New Roman" w:cs="Times New Roman"/>
+          <w:sz w:val="24"/>
+          <w:szCs w:val="24"/>
+        </w:rPr>
+      </w:pPr>
+      <w:r>
+        <w:rPr>
+          <w:rFonts w:ascii="Times New Roman" w:hAnsi="Times New Roman" w:cs="Times New Roman"/>
+          <w:sz w:val="24"/>
+          <w:szCs w:val="24"/>
+        </w:rPr>
+        <w:t xml:space="preserve">Técnico en reparación y soporte de sistemas informáticos </w:t>
+      </w:r>
+      <w:r>
+        <w:rPr>
+          <w:rFonts w:ascii="Times New Roman" w:hAnsi="Times New Roman" w:cs="Times New Roman"/>
+          <w:sz w:val="24"/>
+          <w:szCs w:val="24"/>
+        </w:rPr>
+        <w:tab/>
+      </w:r>
+      <w:r>
+        <w:rPr>
+          <w:rFonts w:ascii="Times New Roman" w:hAnsi="Times New Roman" w:cs="Times New Roman"/>
+          <w:sz w:val="24"/>
+          <w:szCs w:val="24"/>
+        </w:rPr>
+        <w:tab/>
+      </w:r>
+      <w:r>
+        <w:rPr>
+          <w:rFonts w:ascii="Times New Roman" w:hAnsi="Times New Roman" w:cs="Times New Roman"/>
+          <w:sz w:val="24"/>
+          <w:szCs w:val="24"/>
+        </w:rPr>
+        <w:tab/>
+      </w:r>
+      <w:r>
+        <w:rPr>
+          <w:rFonts w:ascii="Times New Roman" w:hAnsi="Times New Roman" w:cs="Times New Roman"/>
+          <w:sz w:val="24"/>
+          <w:szCs w:val="24"/>
+        </w:rPr>
+        <w:tab/>
+      </w:r>
+      <w:r>
+        <w:rPr>
+          <w:rFonts w:ascii="Times New Roman" w:hAnsi="Times New Roman" w:cs="Times New Roman"/>
+          <w:sz w:val="24"/>
+          <w:szCs w:val="24"/>
+        </w:rPr>
+        <w:tab/>
+      </w:r>
+      <w:r>
+        <w:rPr>
+          <w:rFonts w:ascii="Times New Roman" w:hAnsi="Times New Roman" w:cs="Times New Roman"/>
+          <w:b/>
+          <w:bCs/>
+          <w:sz w:val="24"/>
+          <w:szCs w:val="24"/>
+        </w:rPr>
+        <w:t>2021</w:t>
+      </w:r>
     </w:p>
     <w:p>
       <w:pPr>
